--- a/transcricoes/2026-09-12-alienigenas-e-humanos-entre-nos/40-devolucao/adjudicacao.docx
+++ b/transcricoes/2026-09-12-alienigenas-e-humanos-entre-nos/40-devolucao/adjudicacao.docx
@@ -25,7 +25,7 @@
           <w:color w:val="555555"/>
           <w:sz w:val="22"/>
         </w:rPr>
-        <w:t>29 linhas de livro-razão decididas · Jan Val Ellam · vídeo 2 · 16 de setembro de 2026</w:t>
+        <w:t>29 linhas decididas · confirmação do Comandante em 17/09/2026 · Jan Val Ellam · vídeo 2</w:t>
       </w:r>
     </w:p>
     <w:p/>
@@ -498,6 +498,87 @@
       </w:pPr>
       <w:r>
         <w:t>aberto, e desta vez a matéria já vinha revisada — sobrou para a casa conferir, não corrigir em massa.</w:t>
+      </w:r>
+    </w:p>
+    <w:p>
+      <w:pPr>
+        <w:jc w:val="both"/>
+      </w:pPr>
+      <w:r>
+        <w:rPr>
+          <w:b/>
+        </w:rPr>
+        <w:t>Confirmado pelo Comandante em despacho de 17/09/2026</w:t>
+      </w:r>
+      <w:r>
+        <w:t xml:space="preserve"> (</w:t>
+      </w:r>
+      <w:r>
+        <w:rPr>
+          <w:rFonts w:ascii="Consolas" w:hAnsi="Consolas"/>
+          <w:sz w:val="20"/>
+        </w:rPr>
+        <w:t>90-registro/despachos/2026-09-17-adjudicacao-da-fila.md</w:t>
+      </w:r>
+      <w:r>
+        <w:t>):</w:t>
+      </w:r>
+    </w:p>
+    <w:p>
+      <w:pPr>
+        <w:jc w:val="both"/>
+      </w:pPr>
+      <w:r>
+        <w:t>as cinco variantes STT propostas a partir destas decisões foram gravadas nas fichas, a aceitação</w:t>
+      </w:r>
+    </w:p>
+    <w:p>
+      <w:pPr>
+        <w:jc w:val="both"/>
+      </w:pPr>
+      <w:r>
+        <w:t xml:space="preserve">parcial de </w:t>
+      </w:r>
+      <w:r>
+        <w:rPr>
+          <w:rFonts w:ascii="Consolas" w:hAnsi="Consolas"/>
+          <w:sz w:val="20"/>
+        </w:rPr>
+        <w:t>chamanismo</w:t>
+      </w:r>
+      <w:r>
+        <w:t xml:space="preserve"> foi explicitamente endossada ("mantendo a integridade doutrinária sem forçar</w:t>
+      </w:r>
+    </w:p>
+    <w:p>
+      <w:pPr>
+        <w:jc w:val="both"/>
+      </w:pPr>
+      <w:r>
+        <w:t>um conceito onde ele não foi aplicado"), e as duas Quarentenas pedidas como "defesa crítica" estão</w:t>
+      </w:r>
+    </w:p>
+    <w:p>
+      <w:pPr>
+        <w:jc w:val="both"/>
+      </w:pPr>
+      <w:r>
+        <w:t>valendo — o G3 desta pasta passou de 6 para 8 formas proibidas varridas. Execução:</w:t>
+      </w:r>
+    </w:p>
+    <w:p>
+      <w:pPr>
+        <w:jc w:val="both"/>
+      </w:pPr>
+      <w:r>
+        <w:rPr>
+          <w:rFonts w:ascii="Consolas" w:hAnsi="Consolas"/>
+          <w:sz w:val="20"/>
+        </w:rPr>
+        <w:t>KB-RC/_relatorio-curadoria-lote-03.md</w:t>
+      </w:r>
+      <w:r>
+        <w:t>.</w:t>
       </w:r>
     </w:p>
     <w:p>
